--- a/Design Document Final 1.docx
+++ b/Design Document Final 1.docx
@@ -106,13 +106,8 @@
     </w:p>
     <w:p>
       <w:r>
-        <w:t xml:space="preserve">Package Manager: </w:t>
-      </w:r>
-      <w:proofErr w:type="spellStart"/>
-      <w:r>
-        <w:t>npm</w:t>
-      </w:r>
-      <w:proofErr w:type="spellEnd"/>
+        <w:t>Package Manager: npm</w:t>
+      </w:r>
     </w:p>
     <w:p>
       <w:r>
@@ -121,7 +116,7 @@
     </w:p>
     <w:p>
       <w:r>
-        <w:t>Styling: CSS initially; Tailwind CSS can be considered later if approved</w:t>
+        <w:t xml:space="preserve">Styling: CSS </w:t>
       </w:r>
     </w:p>
     <w:p/>
@@ -138,15 +133,7 @@
     <w:p>
       <w:r>
         <w:lastRenderedPageBreak/>
-        <w:t xml:space="preserve">Display product catalogue, cart, </w:t>
-      </w:r>
-      <w:proofErr w:type="spellStart"/>
-      <w:r>
-        <w:t>wishlist</w:t>
-      </w:r>
-      <w:proofErr w:type="spellEnd"/>
-      <w:r>
-        <w:t>, orders, notifications, comparison page and chatbot</w:t>
+        <w:t>Display product catalogue, cart, wishlist, orders, notifications, comparison page and chatbot</w:t>
       </w:r>
     </w:p>
     <w:p>
@@ -203,15 +190,7 @@
     </w:p>
     <w:p>
       <w:r>
-        <w:t xml:space="preserve">Manage product, order, </w:t>
-      </w:r>
-      <w:proofErr w:type="spellStart"/>
-      <w:r>
-        <w:t>wishlist</w:t>
-      </w:r>
-      <w:proofErr w:type="spellEnd"/>
-      <w:r>
-        <w:t>, notification and chatbot-related data</w:t>
+        <w:t>Manage product, order, wishlist, notification and chatbot-related data</w:t>
       </w:r>
     </w:p>
     <w:p>
@@ -258,15 +237,7 @@
     </w:p>
     <w:p>
       <w:r>
-        <w:t xml:space="preserve">Store users, products, orders, </w:t>
-      </w:r>
-      <w:proofErr w:type="spellStart"/>
-      <w:r>
-        <w:t>wishlist</w:t>
-      </w:r>
-      <w:proofErr w:type="spellEnd"/>
-      <w:r>
-        <w:t xml:space="preserve"> items, notifications, offers and chatbot logs</w:t>
+        <w:t>Store users, products, orders, wishlist items, notifications, offers and chatbot logs</w:t>
       </w:r>
     </w:p>
     <w:p>
@@ -313,23 +284,7 @@
     </w:p>
     <w:p>
       <w:r>
-        <w:t xml:space="preserve">CORS Handling: </w:t>
-      </w:r>
-      <w:proofErr w:type="spellStart"/>
-      <w:r>
-        <w:t>django</w:t>
-      </w:r>
-      <w:proofErr w:type="spellEnd"/>
-      <w:r>
-        <w:t>-</w:t>
-      </w:r>
-      <w:proofErr w:type="spellStart"/>
-      <w:r>
-        <w:t>cors</w:t>
-      </w:r>
-      <w:proofErr w:type="spellEnd"/>
-      <w:r>
-        <w:t>-headers</w:t>
+        <w:t>CORS Handling: django-cors-headers</w:t>
       </w:r>
     </w:p>
     <w:p/>
@@ -392,13 +347,8 @@
     </w:p>
     <w:p>
       <w:r>
-        <w:t xml:space="preserve">User-specific orders and </w:t>
-      </w:r>
-      <w:proofErr w:type="spellStart"/>
-      <w:r>
-        <w:t>wishlist</w:t>
-      </w:r>
-      <w:proofErr w:type="spellEnd"/>
+        <w:t>User-specific orders and wishlist</w:t>
+      </w:r>
     </w:p>
     <w:p/>
     <w:p>
@@ -545,280 +495,165 @@
     </w:p>
     <w:p>
       <w:r>
-        <w:t xml:space="preserve">Python packages: Installed through Infosys </w:t>
-      </w:r>
-      <w:proofErr w:type="spellStart"/>
-      <w:r>
-        <w:t>JFrog</w:t>
-      </w:r>
-      <w:proofErr w:type="spellEnd"/>
-      <w:r>
-        <w:t xml:space="preserve"> Artifactory </w:t>
-      </w:r>
-      <w:proofErr w:type="spellStart"/>
-      <w:r>
-        <w:t>PyPI</w:t>
-      </w:r>
-      <w:proofErr w:type="spellEnd"/>
-      <w:r>
-        <w:t xml:space="preserve"> virtual repository</w:t>
-      </w:r>
-    </w:p>
-    <w:p>
-      <w:r>
-        <w:t xml:space="preserve">JavaScript packages: Installed through Infosys </w:t>
-      </w:r>
-      <w:proofErr w:type="spellStart"/>
-      <w:r>
-        <w:t>JFrog</w:t>
-      </w:r>
-      <w:proofErr w:type="spellEnd"/>
-      <w:r>
-        <w:t xml:space="preserve"> Artifactory </w:t>
-      </w:r>
-      <w:proofErr w:type="spellStart"/>
+        <w:t>Python environment: Virtual environment under backend project</w:t>
+      </w:r>
+    </w:p>
+    <w:p>
+      <w:r>
+        <w:t>Node/npm configuration: npm configured to use company Artifactory registry and corporate certificate bundle</w:t>
+      </w:r>
+    </w:p>
+    <w:p/>
+    <w:p>
+      <w:r>
+        <w:t>10. Version Control and Development Tools</w:t>
+      </w:r>
+    </w:p>
+    <w:p>
+      <w:r>
+        <w:t>Code Editor: Visual Studio Code</w:t>
+      </w:r>
+    </w:p>
+    <w:p>
+      <w:r>
+        <w:t>Version Control: Git</w:t>
+      </w:r>
+    </w:p>
+    <w:p>
+      <w:r>
+        <w:t>Repository Platform: GitHub Enterprise,</w:t>
+      </w:r>
+    </w:p>
+    <w:p>
+      <w:r>
+        <w:t>AI Coding Assistant: GitHub Copilot Business, subject to enterprise licence approval</w:t>
+      </w:r>
+    </w:p>
+    <w:p>
+      <w:r>
+        <w:t>API Testing: Browser/DRF browsable API initially; Postman or Thunder Client can be considered if approved</w:t>
+      </w:r>
+    </w:p>
+    <w:p/>
+    <w:p>
+      <w:r>
+        <w:t>11. Deployment Considerations</w:t>
+      </w:r>
+    </w:p>
+    <w:p>
+      <w:r>
+        <w:t>Initial deployment: Local development only</w:t>
+      </w:r>
+    </w:p>
+    <w:p>
+      <w:r>
+        <w:t>Potential frontend hosting: Vercel or approved internal hosting, subject to company approval</w:t>
+      </w:r>
+    </w:p>
+    <w:p>
+      <w:r>
+        <w:t>Potential backend hosting: Approved Python/cloud hosting platform, subject to company approval</w:t>
+      </w:r>
+    </w:p>
+    <w:p>
+      <w:r>
+        <w:t>Potential database hosting: Cloud SQL or approved hosted MySQL service later if required</w:t>
+      </w:r>
+    </w:p>
+    <w:p>
+      <w:r>
+        <w:t>Current priority: Local full-stack prototype</w:t>
+      </w:r>
+    </w:p>
+    <w:p/>
+    <w:p>
+      <w:r>
+        <w:t>12. Current Local Development Setup</w:t>
+      </w:r>
+    </w:p>
+    <w:p>
+      <w:r>
+        <w:t>Backend:</w:t>
+      </w:r>
+    </w:p>
+    <w:p>
+      <w:r>
+        <w:t>Django</w:t>
+      </w:r>
+    </w:p>
+    <w:p>
+      <w:r>
+        <w:t>Django REST Framework</w:t>
+      </w:r>
+    </w:p>
+    <w:p>
+      <w:r>
+        <w:lastRenderedPageBreak/>
+        <w:t>CORS enabled</w:t>
+      </w:r>
+    </w:p>
+    <w:p>
+      <w:r>
+        <w:t>SQLite temporarily</w:t>
+      </w:r>
+    </w:p>
+    <w:p>
+      <w:r>
+        <w:t>MySQL target once service setup is stable</w:t>
+      </w:r>
+    </w:p>
+    <w:p/>
+    <w:p>
+      <w:r>
+        <w:t>Frontend:</w:t>
+      </w:r>
+    </w:p>
+    <w:p>
+      <w:r>
+        <w:t>React</w:t>
+      </w:r>
+    </w:p>
+    <w:p>
+      <w:r>
+        <w:t>Vite</w:t>
+      </w:r>
+    </w:p>
+    <w:p>
       <w:r>
         <w:t>npm</w:t>
       </w:r>
-      <w:proofErr w:type="spellEnd"/>
-      <w:r>
-        <w:t xml:space="preserve"> virtual repository</w:t>
-      </w:r>
-    </w:p>
-    <w:p>
-      <w:r>
-        <w:t>Python environment: Virtual environment under backend project</w:t>
-      </w:r>
-    </w:p>
-    <w:p>
-      <w:r>
-        <w:t>Node/</w:t>
-      </w:r>
-      <w:proofErr w:type="spellStart"/>
-      <w:r>
-        <w:t>npm</w:t>
-      </w:r>
-      <w:proofErr w:type="spellEnd"/>
-      <w:r>
-        <w:t xml:space="preserve"> configuration: </w:t>
-      </w:r>
-      <w:proofErr w:type="spellStart"/>
-      <w:r>
-        <w:t>npm</w:t>
-      </w:r>
-      <w:proofErr w:type="spellEnd"/>
-      <w:r>
-        <w:t xml:space="preserve"> configured to use company Artifactory registry and corporate certificate bundle</w:t>
-      </w:r>
     </w:p>
     <w:p/>
     <w:p>
       <w:r>
-        <w:t>10. Version Control and Development Tools</w:t>
-      </w:r>
-    </w:p>
-    <w:p>
-      <w:r>
-        <w:t>Code Editor: Visual Studio Code</w:t>
-      </w:r>
-    </w:p>
-    <w:p>
-      <w:r>
-        <w:t>Version Control: Git</w:t>
-      </w:r>
-    </w:p>
-    <w:p>
-      <w:r>
-        <w:t>Repository Platform: GitHub Enterprise,</w:t>
-      </w:r>
-    </w:p>
-    <w:p>
-      <w:r>
-        <w:t>AI Coding Assistant: GitHub Copilot Business, subject to enterprise licence approval</w:t>
-      </w:r>
-    </w:p>
-    <w:p>
-      <w:r>
-        <w:t>API Testing: Browser/DRF browsable API initially; Postman or Thunder Client can be considered if approved</w:t>
+        <w:t>Package access:</w:t>
+      </w:r>
+    </w:p>
+    <w:p>
+      <w:r>
+        <w:t>pip configured through JFrog pypi-virtual</w:t>
+      </w:r>
+    </w:p>
+    <w:p>
+      <w:r>
+        <w:t>npm configured through JFrog npm-virtual</w:t>
+      </w:r>
+    </w:p>
+    <w:p>
+      <w:r>
+        <w:t>corporate certificate bundle configured for npm</w:t>
       </w:r>
     </w:p>
     <w:p/>
     <w:p>
       <w:r>
-        <w:t>11. Deployment Considerations</w:t>
-      </w:r>
-    </w:p>
-    <w:p>
-      <w:r>
-        <w:t>Initial deployment: Local development only</w:t>
-      </w:r>
-    </w:p>
-    <w:p>
-      <w:r>
-        <w:t xml:space="preserve">Potential frontend hosting: </w:t>
-      </w:r>
-      <w:proofErr w:type="spellStart"/>
-      <w:r>
-        <w:t>Vercel</w:t>
-      </w:r>
-      <w:proofErr w:type="spellEnd"/>
-      <w:r>
-        <w:t xml:space="preserve"> or approved internal hosting, subject to company approval</w:t>
-      </w:r>
-    </w:p>
-    <w:p>
-      <w:r>
-        <w:t>Potential backend hosting: Approved Python/cloud hosting platform, subject to company approval</w:t>
-      </w:r>
-    </w:p>
-    <w:p>
-      <w:r>
-        <w:t>Potential database hosting: Cloud SQL or approved hosted MySQL service later if required</w:t>
-      </w:r>
-    </w:p>
-    <w:p>
-      <w:r>
-        <w:t>Current priority: Local full-stack prototype</w:t>
-      </w:r>
-    </w:p>
-    <w:p/>
-    <w:p>
-      <w:r>
-        <w:t>12. Current Local Development Setup</w:t>
-      </w:r>
-    </w:p>
-    <w:p>
-      <w:r>
-        <w:t>Backend:</w:t>
-      </w:r>
-    </w:p>
-    <w:p>
-      <w:r>
-        <w:lastRenderedPageBreak/>
-        <w:t>Django</w:t>
-      </w:r>
-    </w:p>
-    <w:p>
-      <w:r>
-        <w:t>Django REST Framework</w:t>
-      </w:r>
-    </w:p>
-    <w:p>
-      <w:r>
-        <w:t>CORS enabled</w:t>
-      </w:r>
-    </w:p>
-    <w:p>
-      <w:r>
-        <w:t>SQLite temporarily</w:t>
-      </w:r>
-    </w:p>
-    <w:p>
-      <w:r>
-        <w:t>MySQL target once service setup is stable</w:t>
-      </w:r>
-    </w:p>
-    <w:p/>
-    <w:p>
-      <w:r>
-        <w:t>Frontend:</w:t>
-      </w:r>
-    </w:p>
-    <w:p>
-      <w:r>
-        <w:t>React</w:t>
-      </w:r>
-    </w:p>
-    <w:p>
-      <w:r>
-        <w:t>Vite</w:t>
-      </w:r>
-    </w:p>
-    <w:p>
-      <w:proofErr w:type="spellStart"/>
-      <w:r>
-        <w:t>npm</w:t>
-      </w:r>
-      <w:proofErr w:type="spellEnd"/>
-    </w:p>
-    <w:p/>
-    <w:p>
-      <w:r>
-        <w:t>Package access:</w:t>
-      </w:r>
-    </w:p>
-    <w:p>
-      <w:r>
-        <w:t xml:space="preserve">pip configured through </w:t>
-      </w:r>
-      <w:proofErr w:type="spellStart"/>
-      <w:r>
-        <w:t>JFrog</w:t>
-      </w:r>
-      <w:proofErr w:type="spellEnd"/>
-      <w:r>
-        <w:t xml:space="preserve"> </w:t>
-      </w:r>
-      <w:proofErr w:type="spellStart"/>
-      <w:r>
-        <w:t>pypi</w:t>
-      </w:r>
-      <w:proofErr w:type="spellEnd"/>
-      <w:r>
-        <w:t>-virtual</w:t>
-      </w:r>
-    </w:p>
-    <w:p>
-      <w:proofErr w:type="spellStart"/>
-      <w:r>
-        <w:t>npm</w:t>
-      </w:r>
-      <w:proofErr w:type="spellEnd"/>
-      <w:r>
-        <w:t xml:space="preserve"> configured through </w:t>
-      </w:r>
-      <w:proofErr w:type="spellStart"/>
-      <w:r>
-        <w:t>JFrog</w:t>
-      </w:r>
-      <w:proofErr w:type="spellEnd"/>
-      <w:r>
-        <w:t xml:space="preserve"> </w:t>
-      </w:r>
-      <w:proofErr w:type="spellStart"/>
-      <w:r>
-        <w:t>npm</w:t>
-      </w:r>
-      <w:proofErr w:type="spellEnd"/>
-      <w:r>
-        <w:t>-virtual</w:t>
-      </w:r>
-    </w:p>
-    <w:p>
-      <w:r>
-        <w:t xml:space="preserve">corporate certificate bundle configured for </w:t>
-      </w:r>
-      <w:proofErr w:type="spellStart"/>
-      <w:r>
-        <w:t>npm</w:t>
-      </w:r>
-      <w:proofErr w:type="spellEnd"/>
-    </w:p>
-    <w:p/>
-    <w:p>
-      <w:r>
         <w:t>13. Summary Stack</w:t>
       </w:r>
     </w:p>
     <w:p>
       <w:r>
-        <w:t xml:space="preserve">Frontend: React, JavaScript, Vite, </w:t>
-      </w:r>
-      <w:proofErr w:type="spellStart"/>
-      <w:r>
-        <w:t>npm</w:t>
-      </w:r>
-      <w:proofErr w:type="spellEnd"/>
+        <w:t>Frontend: React, JavaScript, Vite, npm</w:t>
+      </w:r>
     </w:p>
     <w:p>
       <w:r>
@@ -827,7 +662,7 @@
     </w:p>
     <w:p>
       <w:r>
-        <w:t>Database: SQLite temporarily, MySQL target</w:t>
+        <w:t>Database: MySQL target</w:t>
       </w:r>
     </w:p>
     <w:p>
@@ -837,36 +672,7 @@
     </w:p>
     <w:p>
       <w:r>
-        <w:t xml:space="preserve">CORS: </w:t>
-      </w:r>
-      <w:proofErr w:type="spellStart"/>
-      <w:r>
-        <w:t>django</w:t>
-      </w:r>
-      <w:proofErr w:type="spellEnd"/>
-      <w:r>
-        <w:t>-</w:t>
-      </w:r>
-      <w:proofErr w:type="spellStart"/>
-      <w:r>
-        <w:t>cors</w:t>
-      </w:r>
-      <w:proofErr w:type="spellEnd"/>
-      <w:r>
-        <w:t>-headers</w:t>
-      </w:r>
-    </w:p>
-    <w:p>
-      <w:r>
-        <w:t xml:space="preserve">Package Repositories: Infosys </w:t>
-      </w:r>
-      <w:proofErr w:type="spellStart"/>
-      <w:r>
-        <w:t>JFrog</w:t>
-      </w:r>
-      <w:proofErr w:type="spellEnd"/>
-      <w:r>
-        <w:t xml:space="preserve"> Artifactory</w:t>
+        <w:t>CORS: django-cors-headers</w:t>
       </w:r>
     </w:p>
     <w:p>
@@ -1269,15 +1075,7 @@
           </w:tcPr>
           <w:p>
             <w:r>
-              <w:t>/</w:t>
-            </w:r>
-            <w:proofErr w:type="spellStart"/>
-            <w:r>
-              <w:t>api</w:t>
-            </w:r>
-            <w:proofErr w:type="spellEnd"/>
-            <w:r>
-              <w:t>/register/</w:t>
+              <w:t>/api/register/</w:t>
             </w:r>
           </w:p>
         </w:tc>
@@ -1338,25 +1136,7 @@
           </w:tcPr>
           <w:p>
             <w:r>
-              <w:t>/</w:t>
-            </w:r>
-            <w:proofErr w:type="spellStart"/>
-            <w:proofErr w:type="gramStart"/>
-            <w:r>
-              <w:t>api</w:t>
-            </w:r>
-            <w:proofErr w:type="spellEnd"/>
-            <w:proofErr w:type="gramEnd"/>
-            <w:r>
-              <w:t>/token/ · /</w:t>
-            </w:r>
-            <w:proofErr w:type="spellStart"/>
-            <w:r>
-              <w:t>api</w:t>
-            </w:r>
-            <w:proofErr w:type="spellEnd"/>
-            <w:r>
-              <w:t>/token/refresh/</w:t>
+              <w:t>/api/token/ · /api/token/refresh/</w:t>
             </w:r>
           </w:p>
         </w:tc>
@@ -1417,15 +1197,7 @@
           </w:tcPr>
           <w:p>
             <w:r>
-              <w:t>/</w:t>
-            </w:r>
-            <w:proofErr w:type="spellStart"/>
-            <w:r>
-              <w:t>api</w:t>
-            </w:r>
-            <w:proofErr w:type="spellEnd"/>
-            <w:r>
-              <w:t>/products/</w:t>
+              <w:t>/api/products/</w:t>
             </w:r>
           </w:p>
         </w:tc>
@@ -1486,15 +1258,7 @@
           </w:tcPr>
           <w:p>
             <w:r>
-              <w:t>/</w:t>
-            </w:r>
-            <w:proofErr w:type="spellStart"/>
-            <w:r>
-              <w:t>api</w:t>
-            </w:r>
-            <w:proofErr w:type="spellEnd"/>
-            <w:r>
-              <w:t>/products/&lt;id&gt;/</w:t>
+              <w:t>/api/products/&lt;id&gt;/</w:t>
             </w:r>
           </w:p>
         </w:tc>
@@ -1555,25 +1319,7 @@
           </w:tcPr>
           <w:p>
             <w:r>
-              <w:t>/</w:t>
-            </w:r>
-            <w:proofErr w:type="spellStart"/>
-            <w:proofErr w:type="gramStart"/>
-            <w:r>
-              <w:t>api</w:t>
-            </w:r>
-            <w:proofErr w:type="spellEnd"/>
-            <w:proofErr w:type="gramEnd"/>
-            <w:r>
-              <w:t>/categories/ · /</w:t>
-            </w:r>
-            <w:proofErr w:type="spellStart"/>
-            <w:r>
-              <w:t>api</w:t>
-            </w:r>
-            <w:proofErr w:type="spellEnd"/>
-            <w:r>
-              <w:t>/brands/</w:t>
+              <w:t>/api/categories/ · /api/brands/</w:t>
             </w:r>
           </w:p>
         </w:tc>
@@ -1634,15 +1380,7 @@
           </w:tcPr>
           <w:p>
             <w:r>
-              <w:t>/</w:t>
-            </w:r>
-            <w:proofErr w:type="spellStart"/>
-            <w:r>
-              <w:t>api</w:t>
-            </w:r>
-            <w:proofErr w:type="spellEnd"/>
-            <w:r>
-              <w:t>/cart/</w:t>
+              <w:t>/api/cart/</w:t>
             </w:r>
           </w:p>
         </w:tc>
@@ -1703,15 +1441,7 @@
           </w:tcPr>
           <w:p>
             <w:r>
-              <w:t>/</w:t>
-            </w:r>
-            <w:proofErr w:type="spellStart"/>
-            <w:r>
-              <w:t>api</w:t>
-            </w:r>
-            <w:proofErr w:type="spellEnd"/>
-            <w:r>
-              <w:t>/cart/items/&lt;id&gt;/</w:t>
+              <w:t>/api/cart/items/&lt;id&gt;/</w:t>
             </w:r>
           </w:p>
         </w:tc>
@@ -1772,15 +1502,7 @@
           </w:tcPr>
           <w:p>
             <w:r>
-              <w:t>/</w:t>
-            </w:r>
-            <w:proofErr w:type="spellStart"/>
-            <w:r>
-              <w:t>api</w:t>
-            </w:r>
-            <w:proofErr w:type="spellEnd"/>
-            <w:r>
-              <w:t>/orders/</w:t>
+              <w:t>/api/orders/</w:t>
             </w:r>
           </w:p>
         </w:tc>
@@ -1815,13 +1537,8 @@
             <w:vAlign w:val="center"/>
           </w:tcPr>
           <w:p>
-            <w:proofErr w:type="spellStart"/>
-            <w:r>
-              <w:t>Wk</w:t>
-            </w:r>
-            <w:proofErr w:type="spellEnd"/>
-            <w:r>
-              <w:t xml:space="preserve"> 4</w:t>
+            <w:r>
+              <w:t>Wk 4</w:t>
             </w:r>
           </w:p>
         </w:tc>
@@ -1846,25 +1563,7 @@
           </w:tcPr>
           <w:p>
             <w:r>
-              <w:t>/</w:t>
-            </w:r>
-            <w:proofErr w:type="spellStart"/>
-            <w:proofErr w:type="gramStart"/>
-            <w:r>
-              <w:t>api</w:t>
-            </w:r>
-            <w:proofErr w:type="spellEnd"/>
-            <w:proofErr w:type="gramEnd"/>
-            <w:r>
-              <w:t>/orders/ · /</w:t>
-            </w:r>
-            <w:proofErr w:type="spellStart"/>
-            <w:r>
-              <w:t>api</w:t>
-            </w:r>
-            <w:proofErr w:type="spellEnd"/>
-            <w:r>
-              <w:t>/orders/&lt;id&gt;/</w:t>
+              <w:t>/api/orders/ · /api/orders/&lt;id&gt;/</w:t>
             </w:r>
           </w:p>
         </w:tc>
@@ -1899,13 +1598,8 @@
             <w:vAlign w:val="center"/>
           </w:tcPr>
           <w:p>
-            <w:proofErr w:type="spellStart"/>
-            <w:r>
-              <w:t>Wk</w:t>
-            </w:r>
-            <w:proofErr w:type="spellEnd"/>
-            <w:r>
-              <w:t xml:space="preserve"> 4</w:t>
+            <w:r>
+              <w:t>Wk 4</w:t>
             </w:r>
           </w:p>
         </w:tc>
@@ -1930,15 +1624,7 @@
           </w:tcPr>
           <w:p>
             <w:r>
-              <w:t>/</w:t>
-            </w:r>
-            <w:proofErr w:type="spellStart"/>
-            <w:r>
-              <w:t>api</w:t>
-            </w:r>
-            <w:proofErr w:type="spellEnd"/>
-            <w:r>
-              <w:t>/orders/&lt;id&gt;/status/</w:t>
+              <w:t>/api/orders/&lt;id&gt;/status/</w:t>
             </w:r>
           </w:p>
         </w:tc>
@@ -1973,13 +1659,8 @@
             <w:vAlign w:val="center"/>
           </w:tcPr>
           <w:p>
-            <w:proofErr w:type="spellStart"/>
-            <w:r>
-              <w:t>Wk</w:t>
-            </w:r>
-            <w:proofErr w:type="spellEnd"/>
-            <w:r>
-              <w:t xml:space="preserve"> 4</w:t>
+            <w:r>
+              <w:t>Wk 4</w:t>
             </w:r>
           </w:p>
         </w:tc>
@@ -2004,15 +1685,7 @@
           </w:tcPr>
           <w:p>
             <w:r>
-              <w:t>/</w:t>
-            </w:r>
-            <w:proofErr w:type="spellStart"/>
-            <w:r>
-              <w:t>api</w:t>
-            </w:r>
-            <w:proofErr w:type="spellEnd"/>
-            <w:r>
-              <w:t>/orders/&lt;id&gt;/reorder/</w:t>
+              <w:t>/api/orders/&lt;id&gt;/reorder/</w:t>
             </w:r>
           </w:p>
         </w:tc>
@@ -2047,13 +1720,8 @@
             <w:vAlign w:val="center"/>
           </w:tcPr>
           <w:p>
-            <w:proofErr w:type="spellStart"/>
-            <w:r>
-              <w:t>Wk</w:t>
-            </w:r>
-            <w:proofErr w:type="spellEnd"/>
-            <w:r>
-              <w:t xml:space="preserve"> 4</w:t>
+            <w:r>
+              <w:t>Wk 4</w:t>
             </w:r>
           </w:p>
         </w:tc>
@@ -2079,15 +1747,7 @@
           </w:tcPr>
           <w:p>
             <w:r>
-              <w:t>/</w:t>
-            </w:r>
-            <w:proofErr w:type="spellStart"/>
-            <w:r>
-              <w:t>api</w:t>
-            </w:r>
-            <w:proofErr w:type="spellEnd"/>
-            <w:r>
-              <w:t>/profile/</w:t>
+              <w:t>/api/profile/</w:t>
             </w:r>
           </w:p>
         </w:tc>
@@ -2122,13 +1782,8 @@
             <w:vAlign w:val="center"/>
           </w:tcPr>
           <w:p>
-            <w:proofErr w:type="spellStart"/>
-            <w:r>
-              <w:t>Wk</w:t>
-            </w:r>
-            <w:proofErr w:type="spellEnd"/>
-            <w:r>
-              <w:t xml:space="preserve"> 4</w:t>
+            <w:r>
+              <w:t>Wk 4</w:t>
             </w:r>
           </w:p>
         </w:tc>
@@ -2153,17 +1808,7 @@
           </w:tcPr>
           <w:p>
             <w:r>
-              <w:t>/</w:t>
-            </w:r>
-            <w:proofErr w:type="spellStart"/>
-            <w:proofErr w:type="gramStart"/>
-            <w:r>
-              <w:t>api</w:t>
-            </w:r>
-            <w:proofErr w:type="spellEnd"/>
-            <w:proofErr w:type="gramEnd"/>
-            <w:r>
-              <w:t>/addresses/ · /&lt;id&gt;/</w:t>
+              <w:t>/api/addresses/ · /&lt;id&gt;/</w:t>
             </w:r>
           </w:p>
         </w:tc>
@@ -2198,13 +1843,8 @@
             <w:vAlign w:val="center"/>
           </w:tcPr>
           <w:p>
-            <w:proofErr w:type="spellStart"/>
-            <w:r>
-              <w:t>Wk</w:t>
-            </w:r>
-            <w:proofErr w:type="spellEnd"/>
-            <w:r>
-              <w:t xml:space="preserve"> 4</w:t>
+            <w:r>
+              <w:t>Wk 4</w:t>
             </w:r>
           </w:p>
         </w:tc>
@@ -2229,17 +1869,7 @@
           </w:tcPr>
           <w:p>
             <w:r>
-              <w:t>/</w:t>
-            </w:r>
-            <w:proofErr w:type="spellStart"/>
-            <w:proofErr w:type="gramStart"/>
-            <w:r>
-              <w:t>api</w:t>
-            </w:r>
-            <w:proofErr w:type="spellEnd"/>
-            <w:proofErr w:type="gramEnd"/>
-            <w:r>
-              <w:t>/recommendations/?product=&lt;id&gt;</w:t>
+              <w:t>/api/recommendations/?product=&lt;id&gt;</w:t>
             </w:r>
           </w:p>
         </w:tc>
@@ -2274,13 +1904,8 @@
             <w:vAlign w:val="center"/>
           </w:tcPr>
           <w:p>
-            <w:proofErr w:type="spellStart"/>
-            <w:r>
-              <w:t>Wk</w:t>
-            </w:r>
-            <w:proofErr w:type="spellEnd"/>
-            <w:r>
-              <w:t xml:space="preserve"> 5</w:t>
+            <w:r>
+              <w:t>Wk 5</w:t>
             </w:r>
           </w:p>
         </w:tc>
@@ -2305,15 +1930,7 @@
           </w:tcPr>
           <w:p>
             <w:r>
-              <w:t>/</w:t>
-            </w:r>
-            <w:proofErr w:type="spellStart"/>
-            <w:r>
-              <w:t>api</w:t>
-            </w:r>
-            <w:proofErr w:type="spellEnd"/>
-            <w:r>
-              <w:t>/offers/</w:t>
+              <w:t>/api/offers/</w:t>
             </w:r>
           </w:p>
         </w:tc>
@@ -2348,13 +1965,8 @@
             <w:vAlign w:val="center"/>
           </w:tcPr>
           <w:p>
-            <w:proofErr w:type="spellStart"/>
-            <w:r>
-              <w:t>Wk</w:t>
-            </w:r>
-            <w:proofErr w:type="spellEnd"/>
-            <w:r>
-              <w:t xml:space="preserve"> 5</w:t>
+            <w:r>
+              <w:t>Wk 5</w:t>
             </w:r>
           </w:p>
         </w:tc>
@@ -2379,25 +1991,7 @@
           </w:tcPr>
           <w:p>
             <w:r>
-              <w:t>/</w:t>
-            </w:r>
-            <w:proofErr w:type="spellStart"/>
-            <w:proofErr w:type="gramStart"/>
-            <w:r>
-              <w:t>api</w:t>
-            </w:r>
-            <w:proofErr w:type="spellEnd"/>
-            <w:proofErr w:type="gramEnd"/>
-            <w:r>
-              <w:t>/</w:t>
-            </w:r>
-            <w:proofErr w:type="spellStart"/>
-            <w:r>
-              <w:t>wishlist</w:t>
-            </w:r>
-            <w:proofErr w:type="spellEnd"/>
-            <w:r>
-              <w:t>/ · /&lt;id&gt;/</w:t>
+              <w:t>/api/wishlist/ · /&lt;id&gt;/</w:t>
             </w:r>
           </w:p>
         </w:tc>
@@ -2421,13 +2015,8 @@
           </w:tcPr>
           <w:p>
             <w:r>
-              <w:t xml:space="preserve">Manage </w:t>
-            </w:r>
-            <w:proofErr w:type="spellStart"/>
-            <w:r>
-              <w:t>wishlist</w:t>
-            </w:r>
-            <w:proofErr w:type="spellEnd"/>
+              <w:t>Manage wishlist</w:t>
+            </w:r>
           </w:p>
         </w:tc>
         <w:tc>
@@ -2437,13 +2026,8 @@
             <w:vAlign w:val="center"/>
           </w:tcPr>
           <w:p>
-            <w:proofErr w:type="spellStart"/>
-            <w:r>
-              <w:t>Wk</w:t>
-            </w:r>
-            <w:proofErr w:type="spellEnd"/>
-            <w:r>
-              <w:t xml:space="preserve"> 5</w:t>
+            <w:r>
+              <w:t>Wk 5</w:t>
             </w:r>
           </w:p>
         </w:tc>
@@ -2468,17 +2052,7 @@
           </w:tcPr>
           <w:p>
             <w:r>
-              <w:t>/</w:t>
-            </w:r>
-            <w:proofErr w:type="spellStart"/>
-            <w:proofErr w:type="gramStart"/>
-            <w:r>
-              <w:t>api</w:t>
-            </w:r>
-            <w:proofErr w:type="spellEnd"/>
-            <w:proofErr w:type="gramEnd"/>
-            <w:r>
-              <w:t>/notifications/ · /&lt;id&gt;/</w:t>
+              <w:t>/api/notifications/ · /&lt;id&gt;/</w:t>
             </w:r>
           </w:p>
         </w:tc>
@@ -2513,13 +2087,8 @@
             <w:vAlign w:val="center"/>
           </w:tcPr>
           <w:p>
-            <w:proofErr w:type="spellStart"/>
-            <w:r>
-              <w:t>Wk</w:t>
-            </w:r>
-            <w:proofErr w:type="spellEnd"/>
-            <w:r>
-              <w:t xml:space="preserve"> 5</w:t>
+            <w:r>
+              <w:t>Wk 5</w:t>
             </w:r>
           </w:p>
         </w:tc>
@@ -2544,15 +2113,7 @@
           </w:tcPr>
           <w:p>
             <w:r>
-              <w:t>/</w:t>
-            </w:r>
-            <w:proofErr w:type="spellStart"/>
-            <w:r>
-              <w:t>api</w:t>
-            </w:r>
-            <w:proofErr w:type="spellEnd"/>
-            <w:r>
-              <w:t>/chat/</w:t>
+              <w:t>/api/chat/</w:t>
             </w:r>
           </w:p>
         </w:tc>
@@ -2587,13 +2148,8 @@
             <w:vAlign w:val="center"/>
           </w:tcPr>
           <w:p>
-            <w:proofErr w:type="spellStart"/>
-            <w:r>
-              <w:t>Wk</w:t>
-            </w:r>
-            <w:proofErr w:type="spellEnd"/>
-            <w:r>
-              <w:t xml:space="preserve"> 6</w:t>
+            <w:r>
+              <w:t>Wk 6</w:t>
             </w:r>
           </w:p>
         </w:tc>
@@ -5194,6 +4750,7 @@
   <w:style w:type="character" w:default="1" w:styleId="DefaultParagraphFont">
     <w:name w:val="Default Paragraph Font"/>
     <w:uiPriority w:val="1"/>
+    <w:semiHidden/>
     <w:unhideWhenUsed/>
   </w:style>
   <w:style w:type="table" w:default="1" w:styleId="TableNormal">
